--- a/eng/docx/16.content.docx
+++ b/eng/docx/16.content.docx
@@ -136,13 +136,6 @@
         <w:rPr>
           <w:lang w:val="en_US" w:bidi="en_US"/>
         </w:rPr>
-      </w:r>
-      <w:r>
-        <w:rPr>
-          <w:i/>
-          <w:lang w:val="en_US" w:bidi="en_US"/>
-        </w:rPr>
-        <w:t>Nehemiah 1:1, Nehemiah 1:1–2, Nehemiah 1:3, Nehemiah 1:4, Nehemiah 1:4 (#2), Nehemiah 1:6–7, Nehemiah 1:8–11, Nehemiah 1:11, Nehemiah 2:1, Nehemiah 2:3, Nehemiah 2:4, Nehemiah 2:4–5, Nehemiah 2:9–10, Nehemiah 2:12, Nehemiah 2:17–18, Nehemiah 2:19–20, Nehemiah 3:1, Nehemiah 3:3, Nehemiah 3:5, Nehemiah 3:6, Nehemiah 3:8, Nehemiah 3:11, Nehemiah 3:12, Nehemiah 3:13, Nehemiah 3:14, Nehemiah 3:15, Nehemiah 3:16, Nehemiah 3:20, Nehemiah 3:23, Nehemiah 3:28, Nehemiah 3:32, Nehemiah 4:1–3, Nehemiah 4:4–6, Nehemiah 4:7–9, Nehemiah 4:12–14, Nehemiah 4:15, Nehemiah 4:16, Nehemiah 4:19–20, Nehemiah 4:21–23, Nehemiah 5:1–5, Nehemiah 5:7, Nehemiah 5:8, Nehemiah 5:9–11, Nehemiah 5:12–13, Nehemiah 5:14–15, Nehemiah 5:17, Nehemiah 5:19, Nehemiah 6:2, Nehemiah 6:3, Nehemiah 6:5, Nehemiah 6:5–6, Nehemiah 6:8, Nehemiah 6:8–9, Nehemiah 6:10–11, Nehemiah 6:13, Nehemiah 6:14, Nehemiah 6:15–16, Nehemiah 7:1–2, Nehemiah 7:3, Nehemiah 7:4, Nehemiah 7:5, Nehemiah 7:64, Nehemiah 7:65, Nehemiah 7:65 (#2), Nehemiah 7:66, Nehemiah 7:70–72, Nehemiah 7:73, Nehemiah 8:1–2, Nehemiah 8:2–3, Nehemiah 8:3, Nehemiah 8:5, Nehemiah 8:7–8, Nehemiah 8:7–8 (#2), Nehemiah 8:9–10, Nehemiah 8:13–14, Nehemiah 8:16, Nehemiah 8:17, Nehemiah 8:17 (#2), Nehemiah 8:18, Nehemiah 9:1–2, Nehemiah 9:5–6, Nehemiah 9:7–8, Nehemiah 9:9–10, Nehemiah 9:11, Nehemiah 9:12–13, Nehemiah 9:14–15, Nehemiah 9:16–17, Nehemiah 9:16–17 (#2), Nehemiah 9:20, Nehemiah 9:21, Nehemiah 9:23–24, Nehemiah 9:25, Nehemiah 9:26–27, Nehemiah 9:27, Nehemiah 9:37, Nehemiah 9:37 (#2), Nehemiah 9:38, Nehemiah 9:38 (#2), Nehemiah 10:28–29, Nehemiah 10:30–31, Nehemiah 10:32–33, Nehemiah 10:34, Nehemiah 10:35, Nehemiah 10:36, Nehemiah 10:38, Nehemiah 10:39, Nehemiah 11:1, Nehemiah 11:20, Nehemiah 12:23, Nehemiah 12:27, Nehemiah 12:30, Nehemiah 12:31, Nehemiah 12:31 (#2), Nehemiah 12:31 (#3), Nehemiah 12:42, Nehemiah 12:43, Nehemiah 12:44, Nehemiah 12:47, Nehemiah 13:1–2, Nehemiah 13:5, Nehemiah 13:6, Nehemiah 13:8, Nehemiah 13:10, Nehemiah 13:13, Nehemiah 13:15, Nehemiah 13:16, Nehemiah 13:19, Nehemiah 13:22, Nehemiah 13:24, Nehemiah 13:25, Nehemiah 13:31</w:t>
       </w:r>
       <w:r>
         <w:rPr>

--- a/eng/docx/16.content.docx
+++ b/eng/docx/16.content.docx
@@ -123,19 +123,6 @@
           <w:lang w:val="en_US" w:bidi="en_US"/>
         </w:rPr>
         <w:t>NEH</w:t>
-      </w:r>
-      <w:r>
-        <w:rPr>
-          <w:lang w:val="en_US" w:bidi="en_US"/>
-        </w:rPr>
-      </w:r>
-    </w:p>
-    <w:p>
-      <w:pPr/>
-      <w:r>
-        <w:rPr>
-          <w:lang w:val="en_US" w:bidi="en_US"/>
-        </w:rPr>
       </w:r>
       <w:r>
         <w:rPr>

--- a/eng/docx/16.content.docx
+++ b/eng/docx/16.content.docx
@@ -19,7 +19,7 @@
         <w:rPr>
           <w:lang w:val="en_US" w:bidi="en_US"/>
         </w:rPr>
-        <w:t>Resource: Translation Questions (unfoldingWord)</w:t>
+        <w:t>Resource: unfoldingWord® Translation Questions</w:t>
       </w:r>
       <w:r>
         <w:rPr>
@@ -85,7 +85,7 @@
         <w:rPr>
           <w:lang w:val="en_US" w:bidi="en_US"/>
         </w:rPr>
-        <w:t>Translation Questions (unfoldingWord)</w:t>
+        <w:t>unfoldingWord® Translation Questions</w:t>
       </w:r>
     </w:p>
     <w:p>

--- a/eng/docx/16.content.docx
+++ b/eng/docx/16.content.docx
@@ -185,7 +185,7 @@
         <w:rPr>
           <w:lang w:val="en_US" w:bidi="en_US"/>
         </w:rPr>
-        <w:t>Nehemiah 1:1</w:t>
+        <w:t>Nehemiah 1:1 (#1)</w:t>
       </w:r>
       <w:r>
         <w:rPr>
@@ -248,7 +248,7 @@
         <w:rPr>
           <w:lang w:val="en_US" w:bidi="en_US"/>
         </w:rPr>
-        <w:t>Nehemiah 1:1–2</w:t>
+        <w:t>Nehemiah 1:1–2 (#1)</w:t>
       </w:r>
       <w:r>
         <w:rPr>
@@ -311,7 +311,7 @@
         <w:rPr>
           <w:lang w:val="en_US" w:bidi="en_US"/>
         </w:rPr>
-        <w:t>Nehemiah 1:3</w:t>
+        <w:t>Nehemiah 1:3 (#1)</w:t>
       </w:r>
       <w:r>
         <w:rPr>
@@ -374,7 +374,7 @@
         <w:rPr>
           <w:lang w:val="en_US" w:bidi="en_US"/>
         </w:rPr>
-        <w:t>Nehemiah 1:4</w:t>
+        <w:t>Nehemiah 1:4 (#1)</w:t>
       </w:r>
       <w:r>
         <w:rPr>
@@ -500,7 +500,7 @@
         <w:rPr>
           <w:lang w:val="en_US" w:bidi="en_US"/>
         </w:rPr>
-        <w:t>Nehemiah 1:6–7</w:t>
+        <w:t>Nehemiah 1:6–7 (#1)</w:t>
       </w:r>
       <w:r>
         <w:rPr>
@@ -563,7 +563,7 @@
         <w:rPr>
           <w:lang w:val="en_US" w:bidi="en_US"/>
         </w:rPr>
-        <w:t>Nehemiah 1:8–11</w:t>
+        <w:t>Nehemiah 1:8–11 (#1)</w:t>
       </w:r>
       <w:r>
         <w:rPr>
@@ -626,7 +626,7 @@
         <w:rPr>
           <w:lang w:val="en_US" w:bidi="en_US"/>
         </w:rPr>
-        <w:t>Nehemiah 1:11</w:t>
+        <w:t>Nehemiah 1:11 (#1)</w:t>
       </w:r>
       <w:r>
         <w:rPr>
@@ -689,7 +689,7 @@
         <w:rPr>
           <w:lang w:val="en_US" w:bidi="en_US"/>
         </w:rPr>
-        <w:t>Nehemiah 2:1</w:t>
+        <w:t>Nehemiah 2:1 (#1)</w:t>
       </w:r>
       <w:r>
         <w:rPr>
@@ -752,7 +752,7 @@
         <w:rPr>
           <w:lang w:val="en_US" w:bidi="en_US"/>
         </w:rPr>
-        <w:t>Nehemiah 2:3</w:t>
+        <w:t>Nehemiah 2:3 (#1)</w:t>
       </w:r>
       <w:r>
         <w:rPr>
@@ -815,7 +815,7 @@
         <w:rPr>
           <w:lang w:val="en_US" w:bidi="en_US"/>
         </w:rPr>
-        <w:t>Nehemiah 2:4</w:t>
+        <w:t>Nehemiah 2:4 (#1)</w:t>
       </w:r>
       <w:r>
         <w:rPr>
@@ -878,7 +878,7 @@
         <w:rPr>
           <w:lang w:val="en_US" w:bidi="en_US"/>
         </w:rPr>
-        <w:t>Nehemiah 2:4–5</w:t>
+        <w:t>Nehemiah 2:4–5 (#1)</w:t>
       </w:r>
       <w:r>
         <w:rPr>
@@ -941,7 +941,7 @@
         <w:rPr>
           <w:lang w:val="en_US" w:bidi="en_US"/>
         </w:rPr>
-        <w:t>Nehemiah 2:9–10</w:t>
+        <w:t>Nehemiah 2:9–10 (#1)</w:t>
       </w:r>
       <w:r>
         <w:rPr>
@@ -1004,7 +1004,7 @@
         <w:rPr>
           <w:lang w:val="en_US" w:bidi="en_US"/>
         </w:rPr>
-        <w:t>Nehemiah 2:12</w:t>
+        <w:t>Nehemiah 2:12 (#1)</w:t>
       </w:r>
       <w:r>
         <w:rPr>
@@ -1067,7 +1067,7 @@
         <w:rPr>
           <w:lang w:val="en_US" w:bidi="en_US"/>
         </w:rPr>
-        <w:t>Nehemiah 2:17–18</w:t>
+        <w:t>Nehemiah 2:17–18 (#1)</w:t>
       </w:r>
       <w:r>
         <w:rPr>
@@ -1130,7 +1130,7 @@
         <w:rPr>
           <w:lang w:val="en_US" w:bidi="en_US"/>
         </w:rPr>
-        <w:t>Nehemiah 2:19–20</w:t>
+        <w:t>Nehemiah 2:19–20 (#1)</w:t>
       </w:r>
       <w:r>
         <w:rPr>
@@ -1193,7 +1193,7 @@
         <w:rPr>
           <w:lang w:val="en_US" w:bidi="en_US"/>
         </w:rPr>
-        <w:t>Nehemiah 3:1</w:t>
+        <w:t>Nehemiah 3:1 (#1)</w:t>
       </w:r>
       <w:r>
         <w:rPr>
@@ -1256,7 +1256,7 @@
         <w:rPr>
           <w:lang w:val="en_US" w:bidi="en_US"/>
         </w:rPr>
-        <w:t>Nehemiah 3:3</w:t>
+        <w:t>Nehemiah 3:3 (#1)</w:t>
       </w:r>
       <w:r>
         <w:rPr>
@@ -1319,7 +1319,7 @@
         <w:rPr>
           <w:lang w:val="en_US" w:bidi="en_US"/>
         </w:rPr>
-        <w:t>Nehemiah 3:5</w:t>
+        <w:t>Nehemiah 3:5 (#1)</w:t>
       </w:r>
       <w:r>
         <w:rPr>
@@ -1382,7 +1382,7 @@
         <w:rPr>
           <w:lang w:val="en_US" w:bidi="en_US"/>
         </w:rPr>
-        <w:t>Nehemiah 3:6</w:t>
+        <w:t>Nehemiah 3:6 (#1)</w:t>
       </w:r>
       <w:r>
         <w:rPr>
@@ -1445,7 +1445,7 @@
         <w:rPr>
           <w:lang w:val="en_US" w:bidi="en_US"/>
         </w:rPr>
-        <w:t>Nehemiah 3:8</w:t>
+        <w:t>Nehemiah 3:8 (#1)</w:t>
       </w:r>
       <w:r>
         <w:rPr>
@@ -1508,7 +1508,7 @@
         <w:rPr>
           <w:lang w:val="en_US" w:bidi="en_US"/>
         </w:rPr>
-        <w:t>Nehemiah 3:11</w:t>
+        <w:t>Nehemiah 3:11 (#1)</w:t>
       </w:r>
       <w:r>
         <w:rPr>
@@ -1571,7 +1571,7 @@
         <w:rPr>
           <w:lang w:val="en_US" w:bidi="en_US"/>
         </w:rPr>
-        <w:t>Nehemiah 3:12</w:t>
+        <w:t>Nehemiah 3:12 (#1)</w:t>
       </w:r>
       <w:r>
         <w:rPr>
@@ -1634,7 +1634,7 @@
         <w:rPr>
           <w:lang w:val="en_US" w:bidi="en_US"/>
         </w:rPr>
-        <w:t>Nehemiah 3:13</w:t>
+        <w:t>Nehemiah 3:13 (#1)</w:t>
       </w:r>
       <w:r>
         <w:rPr>
@@ -1697,7 +1697,7 @@
         <w:rPr>
           <w:lang w:val="en_US" w:bidi="en_US"/>
         </w:rPr>
-        <w:t>Nehemiah 3:14</w:t>
+        <w:t>Nehemiah 3:14 (#1)</w:t>
       </w:r>
       <w:r>
         <w:rPr>
@@ -1760,7 +1760,7 @@
         <w:rPr>
           <w:lang w:val="en_US" w:bidi="en_US"/>
         </w:rPr>
-        <w:t>Nehemiah 3:15</w:t>
+        <w:t>Nehemiah 3:15 (#1)</w:t>
       </w:r>
       <w:r>
         <w:rPr>
@@ -1823,7 +1823,7 @@
         <w:rPr>
           <w:lang w:val="en_US" w:bidi="en_US"/>
         </w:rPr>
-        <w:t>Nehemiah 3:16</w:t>
+        <w:t>Nehemiah 3:16 (#1)</w:t>
       </w:r>
       <w:r>
         <w:rPr>
@@ -1886,7 +1886,7 @@
         <w:rPr>
           <w:lang w:val="en_US" w:bidi="en_US"/>
         </w:rPr>
-        <w:t>Nehemiah 3:20</w:t>
+        <w:t>Nehemiah 3:20 (#1)</w:t>
       </w:r>
       <w:r>
         <w:rPr>
@@ -1949,7 +1949,7 @@
         <w:rPr>
           <w:lang w:val="en_US" w:bidi="en_US"/>
         </w:rPr>
-        <w:t>Nehemiah 3:23</w:t>
+        <w:t>Nehemiah 3:23 (#1)</w:t>
       </w:r>
       <w:r>
         <w:rPr>
@@ -2012,7 +2012,7 @@
         <w:rPr>
           <w:lang w:val="en_US" w:bidi="en_US"/>
         </w:rPr>
-        <w:t>Nehemiah 3:28</w:t>
+        <w:t>Nehemiah 3:28 (#1)</w:t>
       </w:r>
       <w:r>
         <w:rPr>
@@ -2075,7 +2075,7 @@
         <w:rPr>
           <w:lang w:val="en_US" w:bidi="en_US"/>
         </w:rPr>
-        <w:t>Nehemiah 3:32</w:t>
+        <w:t>Nehemiah 3:32 (#1)</w:t>
       </w:r>
       <w:r>
         <w:rPr>
@@ -2138,7 +2138,7 @@
         <w:rPr>
           <w:lang w:val="en_US" w:bidi="en_US"/>
         </w:rPr>
-        <w:t>Nehemiah 4:1–3</w:t>
+        <w:t>Nehemiah 4:1–3 (#1)</w:t>
       </w:r>
       <w:r>
         <w:rPr>
@@ -2201,7 +2201,7 @@
         <w:rPr>
           <w:lang w:val="en_US" w:bidi="en_US"/>
         </w:rPr>
-        <w:t>Nehemiah 4:4–6</w:t>
+        <w:t>Nehemiah 4:4–6 (#1)</w:t>
       </w:r>
       <w:r>
         <w:rPr>
@@ -2264,7 +2264,7 @@
         <w:rPr>
           <w:lang w:val="en_US" w:bidi="en_US"/>
         </w:rPr>
-        <w:t>Nehemiah 4:7–9</w:t>
+        <w:t>Nehemiah 4:7–9 (#1)</w:t>
       </w:r>
       <w:r>
         <w:rPr>
@@ -2327,7 +2327,7 @@
         <w:rPr>
           <w:lang w:val="en_US" w:bidi="en_US"/>
         </w:rPr>
-        <w:t>Nehemiah 4:12–14</w:t>
+        <w:t>Nehemiah 4:12–14 (#1)</w:t>
       </w:r>
       <w:r>
         <w:rPr>
@@ -2390,7 +2390,7 @@
         <w:rPr>
           <w:lang w:val="en_US" w:bidi="en_US"/>
         </w:rPr>
-        <w:t>Nehemiah 4:15</w:t>
+        <w:t>Nehemiah 4:15 (#1)</w:t>
       </w:r>
       <w:r>
         <w:rPr>
@@ -2453,7 +2453,7 @@
         <w:rPr>
           <w:lang w:val="en_US" w:bidi="en_US"/>
         </w:rPr>
-        <w:t>Nehemiah 4:16</w:t>
+        <w:t>Nehemiah 4:16 (#1)</w:t>
       </w:r>
       <w:r>
         <w:rPr>
@@ -2516,7 +2516,7 @@
         <w:rPr>
           <w:lang w:val="en_US" w:bidi="en_US"/>
         </w:rPr>
-        <w:t>Nehemiah 4:19–20</w:t>
+        <w:t>Nehemiah 4:19–20 (#1)</w:t>
       </w:r>
       <w:r>
         <w:rPr>
@@ -2579,7 +2579,7 @@
         <w:rPr>
           <w:lang w:val="en_US" w:bidi="en_US"/>
         </w:rPr>
-        <w:t>Nehemiah 4:21–23</w:t>
+        <w:t>Nehemiah 4:21–23 (#1)</w:t>
       </w:r>
       <w:r>
         <w:rPr>
@@ -2642,7 +2642,7 @@
         <w:rPr>
           <w:lang w:val="en_US" w:bidi="en_US"/>
         </w:rPr>
-        <w:t>Nehemiah 5:1–5</w:t>
+        <w:t>Nehemiah 5:1–5 (#1)</w:t>
       </w:r>
       <w:r>
         <w:rPr>
@@ -2705,7 +2705,7 @@
         <w:rPr>
           <w:lang w:val="en_US" w:bidi="en_US"/>
         </w:rPr>
-        <w:t>Nehemiah 5:7</w:t>
+        <w:t>Nehemiah 5:7 (#1)</w:t>
       </w:r>
       <w:r>
         <w:rPr>
@@ -2768,7 +2768,7 @@
         <w:rPr>
           <w:lang w:val="en_US" w:bidi="en_US"/>
         </w:rPr>
-        <w:t>Nehemiah 5:8</w:t>
+        <w:t>Nehemiah 5:8 (#1)</w:t>
       </w:r>
       <w:r>
         <w:rPr>
@@ -2831,7 +2831,7 @@
         <w:rPr>
           <w:lang w:val="en_US" w:bidi="en_US"/>
         </w:rPr>
-        <w:t>Nehemiah 5:9–11</w:t>
+        <w:t>Nehemiah 5:9–11 (#1)</w:t>
       </w:r>
       <w:r>
         <w:rPr>
@@ -2894,7 +2894,7 @@
         <w:rPr>
           <w:lang w:val="en_US" w:bidi="en_US"/>
         </w:rPr>
-        <w:t>Nehemiah 5:12–13</w:t>
+        <w:t>Nehemiah 5:12–13 (#1)</w:t>
       </w:r>
       <w:r>
         <w:rPr>
@@ -2957,7 +2957,7 @@
         <w:rPr>
           <w:lang w:val="en_US" w:bidi="en_US"/>
         </w:rPr>
-        <w:t>Nehemiah 5:14–15</w:t>
+        <w:t>Nehemiah 5:14–15 (#1)</w:t>
       </w:r>
       <w:r>
         <w:rPr>
@@ -3020,7 +3020,7 @@
         <w:rPr>
           <w:lang w:val="en_US" w:bidi="en_US"/>
         </w:rPr>
-        <w:t>Nehemiah 5:17</w:t>
+        <w:t>Nehemiah 5:17 (#1)</w:t>
       </w:r>
       <w:r>
         <w:rPr>
@@ -3083,7 +3083,7 @@
         <w:rPr>
           <w:lang w:val="en_US" w:bidi="en_US"/>
         </w:rPr>
-        <w:t>Nehemiah 5:19</w:t>
+        <w:t>Nehemiah 5:19 (#1)</w:t>
       </w:r>
       <w:r>
         <w:rPr>
@@ -3146,7 +3146,7 @@
         <w:rPr>
           <w:lang w:val="en_US" w:bidi="en_US"/>
         </w:rPr>
-        <w:t>Nehemiah 6:2</w:t>
+        <w:t>Nehemiah 6:2 (#1)</w:t>
       </w:r>
       <w:r>
         <w:rPr>
@@ -3209,7 +3209,7 @@
         <w:rPr>
           <w:lang w:val="en_US" w:bidi="en_US"/>
         </w:rPr>
-        <w:t>Nehemiah 6:3</w:t>
+        <w:t>Nehemiah 6:3 (#1)</w:t>
       </w:r>
       <w:r>
         <w:rPr>
@@ -3272,7 +3272,7 @@
         <w:rPr>
           <w:lang w:val="en_US" w:bidi="en_US"/>
         </w:rPr>
-        <w:t>Nehemiah 6:5</w:t>
+        <w:t>Nehemiah 6:5 (#1)</w:t>
       </w:r>
       <w:r>
         <w:rPr>
@@ -3335,7 +3335,7 @@
         <w:rPr>
           <w:lang w:val="en_US" w:bidi="en_US"/>
         </w:rPr>
-        <w:t>Nehemiah 6:5–6</w:t>
+        <w:t>Nehemiah 6:5–6 (#1)</w:t>
       </w:r>
       <w:r>
         <w:rPr>
@@ -3398,7 +3398,7 @@
         <w:rPr>
           <w:lang w:val="en_US" w:bidi="en_US"/>
         </w:rPr>
-        <w:t>Nehemiah 6:8</w:t>
+        <w:t>Nehemiah 6:8 (#1)</w:t>
       </w:r>
       <w:r>
         <w:rPr>
@@ -3461,7 +3461,7 @@
         <w:rPr>
           <w:lang w:val="en_US" w:bidi="en_US"/>
         </w:rPr>
-        <w:t>Nehemiah 6:8–9</w:t>
+        <w:t>Nehemiah 6:8–9 (#1)</w:t>
       </w:r>
       <w:r>
         <w:rPr>
@@ -3524,7 +3524,7 @@
         <w:rPr>
           <w:lang w:val="en_US" w:bidi="en_US"/>
         </w:rPr>
-        <w:t>Nehemiah 6:10–11</w:t>
+        <w:t>Nehemiah 6:10–11 (#1)</w:t>
       </w:r>
       <w:r>
         <w:rPr>
@@ -3587,7 +3587,7 @@
         <w:rPr>
           <w:lang w:val="en_US" w:bidi="en_US"/>
         </w:rPr>
-        <w:t>Nehemiah 6:13</w:t>
+        <w:t>Nehemiah 6:13 (#1)</w:t>
       </w:r>
       <w:r>
         <w:rPr>
@@ -3650,7 +3650,7 @@
         <w:rPr>
           <w:lang w:val="en_US" w:bidi="en_US"/>
         </w:rPr>
-        <w:t>Nehemiah 6:14</w:t>
+        <w:t>Nehemiah 6:14 (#1)</w:t>
       </w:r>
       <w:r>
         <w:rPr>
@@ -3713,7 +3713,7 @@
         <w:rPr>
           <w:lang w:val="en_US" w:bidi="en_US"/>
         </w:rPr>
-        <w:t>Nehemiah 6:15–16</w:t>
+        <w:t>Nehemiah 6:15–16 (#1)</w:t>
       </w:r>
       <w:r>
         <w:rPr>
@@ -3776,7 +3776,7 @@
         <w:rPr>
           <w:lang w:val="en_US" w:bidi="en_US"/>
         </w:rPr>
-        <w:t>Nehemiah 7:1–2</w:t>
+        <w:t>Nehemiah 7:1–2 (#1)</w:t>
       </w:r>
       <w:r>
         <w:rPr>
@@ -3839,7 +3839,7 @@
         <w:rPr>
           <w:lang w:val="en_US" w:bidi="en_US"/>
         </w:rPr>
-        <w:t>Nehemiah 7:3</w:t>
+        <w:t>Nehemiah 7:3 (#1)</w:t>
       </w:r>
       <w:r>
         <w:rPr>
@@ -3902,7 +3902,7 @@
         <w:rPr>
           <w:lang w:val="en_US" w:bidi="en_US"/>
         </w:rPr>
-        <w:t>Nehemiah 7:4</w:t>
+        <w:t>Nehemiah 7:4 (#1)</w:t>
       </w:r>
       <w:r>
         <w:rPr>
@@ -3965,7 +3965,7 @@
         <w:rPr>
           <w:lang w:val="en_US" w:bidi="en_US"/>
         </w:rPr>
-        <w:t>Nehemiah 7:5</w:t>
+        <w:t>Nehemiah 7:5 (#1)</w:t>
       </w:r>
       <w:r>
         <w:rPr>
@@ -4028,7 +4028,7 @@
         <w:rPr>
           <w:lang w:val="en_US" w:bidi="en_US"/>
         </w:rPr>
-        <w:t>Nehemiah 7:64</w:t>
+        <w:t>Nehemiah 7:64 (#1)</w:t>
       </w:r>
       <w:r>
         <w:rPr>
@@ -4091,7 +4091,7 @@
         <w:rPr>
           <w:lang w:val="en_US" w:bidi="en_US"/>
         </w:rPr>
-        <w:t>Nehemiah 7:65</w:t>
+        <w:t>Nehemiah 7:65 (#1)</w:t>
       </w:r>
       <w:r>
         <w:rPr>
@@ -4217,7 +4217,7 @@
         <w:rPr>
           <w:lang w:val="en_US" w:bidi="en_US"/>
         </w:rPr>
-        <w:t>Nehemiah 7:66</w:t>
+        <w:t>Nehemiah 7:66 (#1)</w:t>
       </w:r>
       <w:r>
         <w:rPr>
@@ -4280,7 +4280,7 @@
         <w:rPr>
           <w:lang w:val="en_US" w:bidi="en_US"/>
         </w:rPr>
-        <w:t>Nehemiah 7:70–72</w:t>
+        <w:t>Nehemiah 7:70–72 (#1)</w:t>
       </w:r>
       <w:r>
         <w:rPr>
@@ -4343,7 +4343,7 @@
         <w:rPr>
           <w:lang w:val="en_US" w:bidi="en_US"/>
         </w:rPr>
-        <w:t>Nehemiah 7:73</w:t>
+        <w:t>Nehemiah 7:73 (#1)</w:t>
       </w:r>
       <w:r>
         <w:rPr>
@@ -4406,7 +4406,7 @@
         <w:rPr>
           <w:lang w:val="en_US" w:bidi="en_US"/>
         </w:rPr>
-        <w:t>Nehemiah 8:1–2</w:t>
+        <w:t>Nehemiah 8:1–2 (#1)</w:t>
       </w:r>
       <w:r>
         <w:rPr>
@@ -4469,7 +4469,7 @@
         <w:rPr>
           <w:lang w:val="en_US" w:bidi="en_US"/>
         </w:rPr>
-        <w:t>Nehemiah 8:2–3</w:t>
+        <w:t>Nehemiah 8:2–3 (#1)</w:t>
       </w:r>
       <w:r>
         <w:rPr>
@@ -4532,7 +4532,7 @@
         <w:rPr>
           <w:lang w:val="en_US" w:bidi="en_US"/>
         </w:rPr>
-        <w:t>Nehemiah 8:3</w:t>
+        <w:t>Nehemiah 8:3 (#1)</w:t>
       </w:r>
       <w:r>
         <w:rPr>
@@ -4595,7 +4595,7 @@
         <w:rPr>
           <w:lang w:val="en_US" w:bidi="en_US"/>
         </w:rPr>
-        <w:t>Nehemiah 8:5</w:t>
+        <w:t>Nehemiah 8:5 (#1)</w:t>
       </w:r>
       <w:r>
         <w:rPr>
@@ -4658,7 +4658,7 @@
         <w:rPr>
           <w:lang w:val="en_US" w:bidi="en_US"/>
         </w:rPr>
-        <w:t>Nehemiah 8:7–8</w:t>
+        <w:t>Nehemiah 8:7–8 (#1)</w:t>
       </w:r>
       <w:r>
         <w:rPr>
@@ -4784,7 +4784,7 @@
         <w:rPr>
           <w:lang w:val="en_US" w:bidi="en_US"/>
         </w:rPr>
-        <w:t>Nehemiah 8:9–10</w:t>
+        <w:t>Nehemiah 8:9–10 (#1)</w:t>
       </w:r>
       <w:r>
         <w:rPr>
@@ -4847,7 +4847,7 @@
         <w:rPr>
           <w:lang w:val="en_US" w:bidi="en_US"/>
         </w:rPr>
-        <w:t>Nehemiah 8:13–14</w:t>
+        <w:t>Nehemiah 8:13–14 (#1)</w:t>
       </w:r>
       <w:r>
         <w:rPr>
@@ -4910,7 +4910,7 @@
         <w:rPr>
           <w:lang w:val="en_US" w:bidi="en_US"/>
         </w:rPr>
-        <w:t>Nehemiah 8:16</w:t>
+        <w:t>Nehemiah 8:16 (#1)</w:t>
       </w:r>
       <w:r>
         <w:rPr>
@@ -4973,7 +4973,7 @@
         <w:rPr>
           <w:lang w:val="en_US" w:bidi="en_US"/>
         </w:rPr>
-        <w:t>Nehemiah 8:17</w:t>
+        <w:t>Nehemiah 8:17 (#1)</w:t>
       </w:r>
       <w:r>
         <w:rPr>
@@ -5099,7 +5099,7 @@
         <w:rPr>
           <w:lang w:val="en_US" w:bidi="en_US"/>
         </w:rPr>
-        <w:t>Nehemiah 8:18</w:t>
+        <w:t>Nehemiah 8:18 (#1)</w:t>
       </w:r>
       <w:r>
         <w:rPr>
@@ -5162,7 +5162,7 @@
         <w:rPr>
           <w:lang w:val="en_US" w:bidi="en_US"/>
         </w:rPr>
-        <w:t>Nehemiah 9:1–2</w:t>
+        <w:t>Nehemiah 9:1–2 (#1)</w:t>
       </w:r>
       <w:r>
         <w:rPr>
@@ -5225,7 +5225,7 @@
         <w:rPr>
           <w:lang w:val="en_US" w:bidi="en_US"/>
         </w:rPr>
-        <w:t>Nehemiah 9:5–6</w:t>
+        <w:t>Nehemiah 9:5–6 (#1)</w:t>
       </w:r>
       <w:r>
         <w:rPr>
@@ -5288,7 +5288,7 @@
         <w:rPr>
           <w:lang w:val="en_US" w:bidi="en_US"/>
         </w:rPr>
-        <w:t>Nehemiah 9:7–8</w:t>
+        <w:t>Nehemiah 9:7–8 (#1)</w:t>
       </w:r>
       <w:r>
         <w:rPr>
@@ -5351,7 +5351,7 @@
         <w:rPr>
           <w:lang w:val="en_US" w:bidi="en_US"/>
         </w:rPr>
-        <w:t>Nehemiah 9:9–10</w:t>
+        <w:t>Nehemiah 9:9–10 (#1)</w:t>
       </w:r>
       <w:r>
         <w:rPr>
@@ -5414,7 +5414,7 @@
         <w:rPr>
           <w:lang w:val="en_US" w:bidi="en_US"/>
         </w:rPr>
-        <w:t>Nehemiah 9:11</w:t>
+        <w:t>Nehemiah 9:11 (#1)</w:t>
       </w:r>
       <w:r>
         <w:rPr>
@@ -5477,7 +5477,7 @@
         <w:rPr>
           <w:lang w:val="en_US" w:bidi="en_US"/>
         </w:rPr>
-        <w:t>Nehemiah 9:12–13</w:t>
+        <w:t>Nehemiah 9:12–13 (#1)</w:t>
       </w:r>
       <w:r>
         <w:rPr>
@@ -5540,7 +5540,7 @@
         <w:rPr>
           <w:lang w:val="en_US" w:bidi="en_US"/>
         </w:rPr>
-        <w:t>Nehemiah 9:14–15</w:t>
+        <w:t>Nehemiah 9:14–15 (#1)</w:t>
       </w:r>
       <w:r>
         <w:rPr>
@@ -5603,7 +5603,7 @@
         <w:rPr>
           <w:lang w:val="en_US" w:bidi="en_US"/>
         </w:rPr>
-        <w:t>Nehemiah 9:16–17</w:t>
+        <w:t>Nehemiah 9:16–17 (#1)</w:t>
       </w:r>
       <w:r>
         <w:rPr>
@@ -5729,7 +5729,7 @@
         <w:rPr>
           <w:lang w:val="en_US" w:bidi="en_US"/>
         </w:rPr>
-        <w:t>Nehemiah 9:20</w:t>
+        <w:t>Nehemiah 9:20 (#1)</w:t>
       </w:r>
       <w:r>
         <w:rPr>
@@ -5792,7 +5792,7 @@
         <w:rPr>
           <w:lang w:val="en_US" w:bidi="en_US"/>
         </w:rPr>
-        <w:t>Nehemiah 9:21</w:t>
+        <w:t>Nehemiah 9:21 (#1)</w:t>
       </w:r>
       <w:r>
         <w:rPr>
@@ -5855,7 +5855,7 @@
         <w:rPr>
           <w:lang w:val="en_US" w:bidi="en_US"/>
         </w:rPr>
-        <w:t>Nehemiah 9:23–24</w:t>
+        <w:t>Nehemiah 9:23–24 (#1)</w:t>
       </w:r>
       <w:r>
         <w:rPr>
@@ -5918,7 +5918,7 @@
         <w:rPr>
           <w:lang w:val="en_US" w:bidi="en_US"/>
         </w:rPr>
-        <w:t>Nehemiah 9:25</w:t>
+        <w:t>Nehemiah 9:25 (#1)</w:t>
       </w:r>
       <w:r>
         <w:rPr>
@@ -5981,7 +5981,7 @@
         <w:rPr>
           <w:lang w:val="en_US" w:bidi="en_US"/>
         </w:rPr>
-        <w:t>Nehemiah 9:26–27</w:t>
+        <w:t>Nehemiah 9:26–27 (#1)</w:t>
       </w:r>
       <w:r>
         <w:rPr>
@@ -6044,7 +6044,7 @@
         <w:rPr>
           <w:lang w:val="en_US" w:bidi="en_US"/>
         </w:rPr>
-        <w:t>Nehemiah 9:27</w:t>
+        <w:t>Nehemiah 9:27 (#1)</w:t>
       </w:r>
       <w:r>
         <w:rPr>
@@ -6107,7 +6107,7 @@
         <w:rPr>
           <w:lang w:val="en_US" w:bidi="en_US"/>
         </w:rPr>
-        <w:t>Nehemiah 9:37</w:t>
+        <w:t>Nehemiah 9:37 (#1)</w:t>
       </w:r>
       <w:r>
         <w:rPr>
@@ -6233,7 +6233,7 @@
         <w:rPr>
           <w:lang w:val="en_US" w:bidi="en_US"/>
         </w:rPr>
-        <w:t>Nehemiah 9:38</w:t>
+        <w:t>Nehemiah 9:38 (#1)</w:t>
       </w:r>
       <w:r>
         <w:rPr>
@@ -6359,7 +6359,7 @@
         <w:rPr>
           <w:lang w:val="en_US" w:bidi="en_US"/>
         </w:rPr>
-        <w:t>Nehemiah 10:28–29</w:t>
+        <w:t>Nehemiah 10:28–29 (#1)</w:t>
       </w:r>
       <w:r>
         <w:rPr>
@@ -6422,7 +6422,7 @@
         <w:rPr>
           <w:lang w:val="en_US" w:bidi="en_US"/>
         </w:rPr>
-        <w:t>Nehemiah 10:30–31</w:t>
+        <w:t>Nehemiah 10:30–31 (#1)</w:t>
       </w:r>
       <w:r>
         <w:rPr>
@@ -6485,7 +6485,7 @@
         <w:rPr>
           <w:lang w:val="en_US" w:bidi="en_US"/>
         </w:rPr>
-        <w:t>Nehemiah 10:32–33</w:t>
+        <w:t>Nehemiah 10:32–33 (#1)</w:t>
       </w:r>
       <w:r>
         <w:rPr>
@@ -6548,7 +6548,7 @@
         <w:rPr>
           <w:lang w:val="en_US" w:bidi="en_US"/>
         </w:rPr>
-        <w:t>Nehemiah 10:34</w:t>
+        <w:t>Nehemiah 10:34 (#1)</w:t>
       </w:r>
       <w:r>
         <w:rPr>
@@ -6611,7 +6611,7 @@
         <w:rPr>
           <w:lang w:val="en_US" w:bidi="en_US"/>
         </w:rPr>
-        <w:t>Nehemiah 10:35</w:t>
+        <w:t>Nehemiah 10:35 (#1)</w:t>
       </w:r>
       <w:r>
         <w:rPr>
@@ -6674,7 +6674,7 @@
         <w:rPr>
           <w:lang w:val="en_US" w:bidi="en_US"/>
         </w:rPr>
-        <w:t>Nehemiah 10:36</w:t>
+        <w:t>Nehemiah 10:36 (#1)</w:t>
       </w:r>
       <w:r>
         <w:rPr>
@@ -6737,7 +6737,7 @@
         <w:rPr>
           <w:lang w:val="en_US" w:bidi="en_US"/>
         </w:rPr>
-        <w:t>Nehemiah 10:38</w:t>
+        <w:t>Nehemiah 10:38 (#1)</w:t>
       </w:r>
       <w:r>
         <w:rPr>
@@ -6800,7 +6800,7 @@
         <w:rPr>
           <w:lang w:val="en_US" w:bidi="en_US"/>
         </w:rPr>
-        <w:t>Nehemiah 10:39</w:t>
+        <w:t>Nehemiah 10:39 (#1)</w:t>
       </w:r>
       <w:r>
         <w:rPr>
@@ -6863,7 +6863,7 @@
         <w:rPr>
           <w:lang w:val="en_US" w:bidi="en_US"/>
         </w:rPr>
-        <w:t>Nehemiah 11:1</w:t>
+        <w:t>Nehemiah 11:1 (#1)</w:t>
       </w:r>
       <w:r>
         <w:rPr>
@@ -6926,7 +6926,7 @@
         <w:rPr>
           <w:lang w:val="en_US" w:bidi="en_US"/>
         </w:rPr>
-        <w:t>Nehemiah 11:20</w:t>
+        <w:t>Nehemiah 11:20 (#1)</w:t>
       </w:r>
       <w:r>
         <w:rPr>
@@ -6989,7 +6989,7 @@
         <w:rPr>
           <w:lang w:val="en_US" w:bidi="en_US"/>
         </w:rPr>
-        <w:t>Nehemiah 12:23</w:t>
+        <w:t>Nehemiah 12:23 (#1)</w:t>
       </w:r>
       <w:r>
         <w:rPr>
@@ -7052,7 +7052,7 @@
         <w:rPr>
           <w:lang w:val="en_US" w:bidi="en_US"/>
         </w:rPr>
-        <w:t>Nehemiah 12:27</w:t>
+        <w:t>Nehemiah 12:27 (#1)</w:t>
       </w:r>
       <w:r>
         <w:rPr>
@@ -7115,7 +7115,7 @@
         <w:rPr>
           <w:lang w:val="en_US" w:bidi="en_US"/>
         </w:rPr>
-        <w:t>Nehemiah 12:30</w:t>
+        <w:t>Nehemiah 12:30 (#1)</w:t>
       </w:r>
       <w:r>
         <w:rPr>
@@ -7178,7 +7178,7 @@
         <w:rPr>
           <w:lang w:val="en_US" w:bidi="en_US"/>
         </w:rPr>
-        <w:t>Nehemiah 12:31</w:t>
+        <w:t>Nehemiah 12:31 (#3)</w:t>
       </w:r>
       <w:r>
         <w:rPr>
@@ -7198,6 +7198,69 @@
           <w:b/>
           <w:lang w:val="en_US" w:bidi="en_US"/>
         </w:rPr>
+        <w:t>Where did the first choir go?</w:t>
+      </w:r>
+    </w:p>
+    <w:p>
+      <w:pPr/>
+      <w:r>
+        <w:rPr>
+          <w:lang w:val="en_US" w:bidi="en_US"/>
+        </w:rPr>
+      </w:r>
+      <w:r>
+        <w:rPr>
+          <w:lang w:val="en_US" w:bidi="en_US"/>
+        </w:rPr>
+        <w:t>One choir went to the right on the wall toward the Dung Gate.</w:t>
+      </w:r>
+      <w:r>
+        <w:rPr>
+          <w:lang w:val="en_US" w:bidi="en_US"/>
+        </w:rPr>
+      </w:r>
+      <w:r>
+        <w:rPr>
+          <w:lang w:val="en_US" w:bidi="en_US"/>
+        </w:rPr>
+      </w:r>
+    </w:p>
+    <w:p>
+      <w:pPr/>
+      <w:r>
+        <w:rPr>
+          <w:lang w:val="en_US" w:bidi="en_US"/>
+        </w:rPr>
+      </w:r>
+    </w:p>
+    <w:p>
+      <w:pPr>
+        <w:pStyle w:val="Heading2"/>
+      </w:pPr>
+      <w:r>
+        <w:rPr>
+          <w:lang w:val="en_US" w:bidi="en_US"/>
+        </w:rPr>
+        <w:t>Nehemiah 12:31 (#1)</w:t>
+      </w:r>
+      <w:r>
+        <w:rPr>
+          <w:lang w:val="en_US" w:bidi="en_US"/>
+        </w:rPr>
+      </w:r>
+    </w:p>
+    <w:p>
+      <w:pPr/>
+      <w:r>
+        <w:rPr>
+          <w:lang w:val="en_US" w:bidi="en_US"/>
+        </w:rPr>
+      </w:r>
+      <w:r>
+        <w:rPr>
+          <w:b/>
+          <w:lang w:val="en_US" w:bidi="en_US"/>
+        </w:rPr>
         <w:t>Where did the leaders of Judah go on the day of celebration?</w:t>
       </w:r>
     </w:p>
@@ -7304,7 +7367,7 @@
         <w:rPr>
           <w:lang w:val="en_US" w:bidi="en_US"/>
         </w:rPr>
-        <w:t>Nehemiah 12:31 (#3)</w:t>
+        <w:t>Nehemiah 12:42 (#1)</w:t>
       </w:r>
       <w:r>
         <w:rPr>
@@ -7324,50 +7387,50 @@
           <w:b/>
           <w:lang w:val="en_US" w:bidi="en_US"/>
         </w:rPr>
-        <w:t>Where did the first choir go?</w:t>
-      </w:r>
-    </w:p>
-    <w:p>
-      <w:pPr/>
-      <w:r>
-        <w:rPr>
-          <w:lang w:val="en_US" w:bidi="en_US"/>
-        </w:rPr>
-      </w:r>
-      <w:r>
-        <w:rPr>
-          <w:lang w:val="en_US" w:bidi="en_US"/>
-        </w:rPr>
-        <w:t>One choir went to the right on the wall toward the Dung Gate.</w:t>
-      </w:r>
-      <w:r>
-        <w:rPr>
-          <w:lang w:val="en_US" w:bidi="en_US"/>
-        </w:rPr>
-      </w:r>
-      <w:r>
-        <w:rPr>
-          <w:lang w:val="en_US" w:bidi="en_US"/>
-        </w:rPr>
-      </w:r>
-    </w:p>
-    <w:p>
-      <w:pPr/>
-      <w:r>
-        <w:rPr>
-          <w:lang w:val="en_US" w:bidi="en_US"/>
-        </w:rPr>
-      </w:r>
-    </w:p>
-    <w:p>
-      <w:pPr>
-        <w:pStyle w:val="Heading2"/>
-      </w:pPr>
-      <w:r>
-        <w:rPr>
-          <w:lang w:val="en_US" w:bidi="en_US"/>
-        </w:rPr>
-        <w:t>Nehemiah 12:42</w:t>
+        <w:t>Who directed the singers?</w:t>
+      </w:r>
+    </w:p>
+    <w:p>
+      <w:pPr/>
+      <w:r>
+        <w:rPr>
+          <w:lang w:val="en_US" w:bidi="en_US"/>
+        </w:rPr>
+      </w:r>
+      <w:r>
+        <w:rPr>
+          <w:lang w:val="en_US" w:bidi="en_US"/>
+        </w:rPr>
+        <w:t>The singers sang with Jezrahiah as overseer.</w:t>
+      </w:r>
+      <w:r>
+        <w:rPr>
+          <w:lang w:val="en_US" w:bidi="en_US"/>
+        </w:rPr>
+      </w:r>
+      <w:r>
+        <w:rPr>
+          <w:lang w:val="en_US" w:bidi="en_US"/>
+        </w:rPr>
+      </w:r>
+    </w:p>
+    <w:p>
+      <w:pPr/>
+      <w:r>
+        <w:rPr>
+          <w:lang w:val="en_US" w:bidi="en_US"/>
+        </w:rPr>
+      </w:r>
+    </w:p>
+    <w:p>
+      <w:pPr>
+        <w:pStyle w:val="Heading2"/>
+      </w:pPr>
+      <w:r>
+        <w:rPr>
+          <w:lang w:val="en_US" w:bidi="en_US"/>
+        </w:rPr>
+        <w:t>Nehemiah 12:43 (#1)</w:t>
       </w:r>
       <w:r>
         <w:rPr>
@@ -7387,50 +7450,50 @@
           <w:b/>
           <w:lang w:val="en_US" w:bidi="en_US"/>
         </w:rPr>
-        <w:t>Who directed the singers?</w:t>
-      </w:r>
-    </w:p>
-    <w:p>
-      <w:pPr/>
-      <w:r>
-        <w:rPr>
-          <w:lang w:val="en_US" w:bidi="en_US"/>
-        </w:rPr>
-      </w:r>
-      <w:r>
-        <w:rPr>
-          <w:lang w:val="en_US" w:bidi="en_US"/>
-        </w:rPr>
-        <w:t>The singers sang with Jezrahiah as overseer.</w:t>
-      </w:r>
-      <w:r>
-        <w:rPr>
-          <w:lang w:val="en_US" w:bidi="en_US"/>
-        </w:rPr>
-      </w:r>
-      <w:r>
-        <w:rPr>
-          <w:lang w:val="en_US" w:bidi="en_US"/>
-        </w:rPr>
-      </w:r>
-    </w:p>
-    <w:p>
-      <w:pPr/>
-      <w:r>
-        <w:rPr>
-          <w:lang w:val="en_US" w:bidi="en_US"/>
-        </w:rPr>
-      </w:r>
-    </w:p>
-    <w:p>
-      <w:pPr>
-        <w:pStyle w:val="Heading2"/>
-      </w:pPr>
-      <w:r>
-        <w:rPr>
-          <w:lang w:val="en_US" w:bidi="en_US"/>
-        </w:rPr>
-        <w:t>Nehemiah 12:43</w:t>
+        <w:t>Why did they offer great sacrifices that day, and rejoice?</w:t>
+      </w:r>
+    </w:p>
+    <w:p>
+      <w:pPr/>
+      <w:r>
+        <w:rPr>
+          <w:lang w:val="en_US" w:bidi="en_US"/>
+        </w:rPr>
+      </w:r>
+      <w:r>
+        <w:rPr>
+          <w:lang w:val="en_US" w:bidi="en_US"/>
+        </w:rPr>
+        <w:t>They offered great sacrifices that day, and rejoiced, because God had made them rejoice with great rejoicing.</w:t>
+      </w:r>
+      <w:r>
+        <w:rPr>
+          <w:lang w:val="en_US" w:bidi="en_US"/>
+        </w:rPr>
+      </w:r>
+      <w:r>
+        <w:rPr>
+          <w:lang w:val="en_US" w:bidi="en_US"/>
+        </w:rPr>
+      </w:r>
+    </w:p>
+    <w:p>
+      <w:pPr/>
+      <w:r>
+        <w:rPr>
+          <w:lang w:val="en_US" w:bidi="en_US"/>
+        </w:rPr>
+      </w:r>
+    </w:p>
+    <w:p>
+      <w:pPr>
+        <w:pStyle w:val="Heading2"/>
+      </w:pPr>
+      <w:r>
+        <w:rPr>
+          <w:lang w:val="en_US" w:bidi="en_US"/>
+        </w:rPr>
+        <w:t>Nehemiah 12:44 (#1)</w:t>
       </w:r>
       <w:r>
         <w:rPr>
@@ -7450,50 +7513,50 @@
           <w:b/>
           <w:lang w:val="en_US" w:bidi="en_US"/>
         </w:rPr>
-        <w:t>Why did they offer great sacrifices that day, and rejoice?</w:t>
-      </w:r>
-    </w:p>
-    <w:p>
-      <w:pPr/>
-      <w:r>
-        <w:rPr>
-          <w:lang w:val="en_US" w:bidi="en_US"/>
-        </w:rPr>
-      </w:r>
-      <w:r>
-        <w:rPr>
-          <w:lang w:val="en_US" w:bidi="en_US"/>
-        </w:rPr>
-        <w:t>They offered great sacrifices that day, and rejoiced, because God had made them rejoice with great rejoicing.</w:t>
-      </w:r>
-      <w:r>
-        <w:rPr>
-          <w:lang w:val="en_US" w:bidi="en_US"/>
-        </w:rPr>
-      </w:r>
-      <w:r>
-        <w:rPr>
-          <w:lang w:val="en_US" w:bidi="en_US"/>
-        </w:rPr>
-      </w:r>
-    </w:p>
-    <w:p>
-      <w:pPr/>
-      <w:r>
-        <w:rPr>
-          <w:lang w:val="en_US" w:bidi="en_US"/>
-        </w:rPr>
-      </w:r>
-    </w:p>
-    <w:p>
-      <w:pPr>
-        <w:pStyle w:val="Heading2"/>
-      </w:pPr>
-      <w:r>
-        <w:rPr>
-          <w:lang w:val="en_US" w:bidi="en_US"/>
-        </w:rPr>
-        <w:t>Nehemiah 12:44</w:t>
+        <w:t>Who was assigned to work the fields near the towns?</w:t>
+      </w:r>
+    </w:p>
+    <w:p>
+      <w:pPr/>
+      <w:r>
+        <w:rPr>
+          <w:lang w:val="en_US" w:bidi="en_US"/>
+        </w:rPr>
+      </w:r>
+      <w:r>
+        <w:rPr>
+          <w:lang w:val="en_US" w:bidi="en_US"/>
+        </w:rPr>
+        <w:t>The men who were appointed to be in charge of the storerooms were assigned to work the fields near the towns.</w:t>
+      </w:r>
+      <w:r>
+        <w:rPr>
+          <w:lang w:val="en_US" w:bidi="en_US"/>
+        </w:rPr>
+      </w:r>
+      <w:r>
+        <w:rPr>
+          <w:lang w:val="en_US" w:bidi="en_US"/>
+        </w:rPr>
+      </w:r>
+    </w:p>
+    <w:p>
+      <w:pPr/>
+      <w:r>
+        <w:rPr>
+          <w:lang w:val="en_US" w:bidi="en_US"/>
+        </w:rPr>
+      </w:r>
+    </w:p>
+    <w:p>
+      <w:pPr>
+        <w:pStyle w:val="Heading2"/>
+      </w:pPr>
+      <w:r>
+        <w:rPr>
+          <w:lang w:val="en_US" w:bidi="en_US"/>
+        </w:rPr>
+        <w:t>Nehemiah 12:47 (#1)</w:t>
       </w:r>
       <w:r>
         <w:rPr>
@@ -7513,50 +7576,50 @@
           <w:b/>
           <w:lang w:val="en_US" w:bidi="en_US"/>
         </w:rPr>
-        <w:t>Who was assigned to work the fields near the towns?</w:t>
-      </w:r>
-    </w:p>
-    <w:p>
-      <w:pPr/>
-      <w:r>
-        <w:rPr>
-          <w:lang w:val="en_US" w:bidi="en_US"/>
-        </w:rPr>
-      </w:r>
-      <w:r>
-        <w:rPr>
-          <w:lang w:val="en_US" w:bidi="en_US"/>
-        </w:rPr>
-        <w:t>The men who were appointed to be in charge of the storerooms were assigned to work the fields near the towns.</w:t>
-      </w:r>
-      <w:r>
-        <w:rPr>
-          <w:lang w:val="en_US" w:bidi="en_US"/>
-        </w:rPr>
-      </w:r>
-      <w:r>
-        <w:rPr>
-          <w:lang w:val="en_US" w:bidi="en_US"/>
-        </w:rPr>
-      </w:r>
-    </w:p>
-    <w:p>
-      <w:pPr/>
-      <w:r>
-        <w:rPr>
-          <w:lang w:val="en_US" w:bidi="en_US"/>
-        </w:rPr>
-      </w:r>
-    </w:p>
-    <w:p>
-      <w:pPr>
-        <w:pStyle w:val="Heading2"/>
-      </w:pPr>
-      <w:r>
-        <w:rPr>
-          <w:lang w:val="en_US" w:bidi="en_US"/>
-        </w:rPr>
-        <w:t>Nehemiah 12:47</w:t>
+        <w:t>When did all Israel give the daily portions for the singers and the gatekeepers?</w:t>
+      </w:r>
+    </w:p>
+    <w:p>
+      <w:pPr/>
+      <w:r>
+        <w:rPr>
+          <w:lang w:val="en_US" w:bidi="en_US"/>
+        </w:rPr>
+      </w:r>
+      <w:r>
+        <w:rPr>
+          <w:lang w:val="en_US" w:bidi="en_US"/>
+        </w:rPr>
+        <w:t>In the days of Zerubbabel and in the days of Nehemiah, all Israel gave the daily portions for the singers and the gatekeepers.</w:t>
+      </w:r>
+      <w:r>
+        <w:rPr>
+          <w:lang w:val="en_US" w:bidi="en_US"/>
+        </w:rPr>
+      </w:r>
+      <w:r>
+        <w:rPr>
+          <w:lang w:val="en_US" w:bidi="en_US"/>
+        </w:rPr>
+      </w:r>
+    </w:p>
+    <w:p>
+      <w:pPr/>
+      <w:r>
+        <w:rPr>
+          <w:lang w:val="en_US" w:bidi="en_US"/>
+        </w:rPr>
+      </w:r>
+    </w:p>
+    <w:p>
+      <w:pPr>
+        <w:pStyle w:val="Heading2"/>
+      </w:pPr>
+      <w:r>
+        <w:rPr>
+          <w:lang w:val="en_US" w:bidi="en_US"/>
+        </w:rPr>
+        <w:t>Nehemiah 13:1–2 (#1)</w:t>
       </w:r>
       <w:r>
         <w:rPr>
@@ -7576,50 +7639,50 @@
           <w:b/>
           <w:lang w:val="en_US" w:bidi="en_US"/>
         </w:rPr>
-        <w:t>When did all Israel give the daily portions for the singers and the gatekeepers?</w:t>
-      </w:r>
-    </w:p>
-    <w:p>
-      <w:pPr/>
-      <w:r>
-        <w:rPr>
-          <w:lang w:val="en_US" w:bidi="en_US"/>
-        </w:rPr>
-      </w:r>
-      <w:r>
-        <w:rPr>
-          <w:lang w:val="en_US" w:bidi="en_US"/>
-        </w:rPr>
-        <w:t>In the days of Zerubbabel and in the days of Nehemiah, all Israel gave the daily portions for the singers and the gatekeepers.</w:t>
-      </w:r>
-      <w:r>
-        <w:rPr>
-          <w:lang w:val="en_US" w:bidi="en_US"/>
-        </w:rPr>
-      </w:r>
-      <w:r>
-        <w:rPr>
-          <w:lang w:val="en_US" w:bidi="en_US"/>
-        </w:rPr>
-      </w:r>
-    </w:p>
-    <w:p>
-      <w:pPr/>
-      <w:r>
-        <w:rPr>
-          <w:lang w:val="en_US" w:bidi="en_US"/>
-        </w:rPr>
-      </w:r>
-    </w:p>
-    <w:p>
-      <w:pPr>
-        <w:pStyle w:val="Heading2"/>
-      </w:pPr>
-      <w:r>
-        <w:rPr>
-          <w:lang w:val="en_US" w:bidi="en_US"/>
-        </w:rPr>
-        <w:t>Nehemiah 13:1–2</w:t>
+        <w:t>Why should an Ammonite and a Moabite not come into the assembly of God, forever?</w:t>
+      </w:r>
+    </w:p>
+    <w:p>
+      <w:pPr/>
+      <w:r>
+        <w:rPr>
+          <w:lang w:val="en_US" w:bidi="en_US"/>
+        </w:rPr>
+      </w:r>
+      <w:r>
+        <w:rPr>
+          <w:lang w:val="en_US" w:bidi="en_US"/>
+        </w:rPr>
+        <w:t>An Ammonite and a Moabite should not come into the assembly of God forever because they had not come to the people of Israel with bread and water, but had hired Balaam to curse Israel.</w:t>
+      </w:r>
+      <w:r>
+        <w:rPr>
+          <w:lang w:val="en_US" w:bidi="en_US"/>
+        </w:rPr>
+      </w:r>
+      <w:r>
+        <w:rPr>
+          <w:lang w:val="en_US" w:bidi="en_US"/>
+        </w:rPr>
+      </w:r>
+    </w:p>
+    <w:p>
+      <w:pPr/>
+      <w:r>
+        <w:rPr>
+          <w:lang w:val="en_US" w:bidi="en_US"/>
+        </w:rPr>
+      </w:r>
+    </w:p>
+    <w:p>
+      <w:pPr>
+        <w:pStyle w:val="Heading2"/>
+      </w:pPr>
+      <w:r>
+        <w:rPr>
+          <w:lang w:val="en_US" w:bidi="en_US"/>
+        </w:rPr>
+        <w:t>Nehemiah 13:5 (#1)</w:t>
       </w:r>
       <w:r>
         <w:rPr>
@@ -7639,50 +7702,50 @@
           <w:b/>
           <w:lang w:val="en_US" w:bidi="en_US"/>
         </w:rPr>
-        <w:t>Why should an Ammonite and a Moabite not come into the assembly of God, forever?</w:t>
-      </w:r>
-    </w:p>
-    <w:p>
-      <w:pPr/>
-      <w:r>
-        <w:rPr>
-          <w:lang w:val="en_US" w:bidi="en_US"/>
-        </w:rPr>
-      </w:r>
-      <w:r>
-        <w:rPr>
-          <w:lang w:val="en_US" w:bidi="en_US"/>
-        </w:rPr>
-        <w:t>An Ammonite and a Moabite should not come into the assembly of God forever because they had not come to the people of Israel with bread and water, but had hired Balaam to curse Israel.</w:t>
-      </w:r>
-      <w:r>
-        <w:rPr>
-          <w:lang w:val="en_US" w:bidi="en_US"/>
-        </w:rPr>
-      </w:r>
-      <w:r>
-        <w:rPr>
-          <w:lang w:val="en_US" w:bidi="en_US"/>
-        </w:rPr>
-      </w:r>
-    </w:p>
-    <w:p>
-      <w:pPr/>
-      <w:r>
-        <w:rPr>
-          <w:lang w:val="en_US" w:bidi="en_US"/>
-        </w:rPr>
-      </w:r>
-    </w:p>
-    <w:p>
-      <w:pPr>
-        <w:pStyle w:val="Heading2"/>
-      </w:pPr>
-      <w:r>
-        <w:rPr>
-          <w:lang w:val="en_US" w:bidi="en_US"/>
-        </w:rPr>
-        <w:t>Nehemiah 13:5</w:t>
+        <w:t>What did Eliashib prepare for Tobiah?</w:t>
+      </w:r>
+    </w:p>
+    <w:p>
+      <w:pPr/>
+      <w:r>
+        <w:rPr>
+          <w:lang w:val="en_US" w:bidi="en_US"/>
+        </w:rPr>
+      </w:r>
+      <w:r>
+        <w:rPr>
+          <w:lang w:val="en_US" w:bidi="en_US"/>
+        </w:rPr>
+        <w:t>Eliashib prepared for Tobiah a large storeroom.</w:t>
+      </w:r>
+      <w:r>
+        <w:rPr>
+          <w:lang w:val="en_US" w:bidi="en_US"/>
+        </w:rPr>
+      </w:r>
+      <w:r>
+        <w:rPr>
+          <w:lang w:val="en_US" w:bidi="en_US"/>
+        </w:rPr>
+      </w:r>
+    </w:p>
+    <w:p>
+      <w:pPr/>
+      <w:r>
+        <w:rPr>
+          <w:lang w:val="en_US" w:bidi="en_US"/>
+        </w:rPr>
+      </w:r>
+    </w:p>
+    <w:p>
+      <w:pPr>
+        <w:pStyle w:val="Heading2"/>
+      </w:pPr>
+      <w:r>
+        <w:rPr>
+          <w:lang w:val="en_US" w:bidi="en_US"/>
+        </w:rPr>
+        <w:t>Nehemiah 13:6 (#1)</w:t>
       </w:r>
       <w:r>
         <w:rPr>
@@ -7702,50 +7765,50 @@
           <w:b/>
           <w:lang w:val="en_US" w:bidi="en_US"/>
         </w:rPr>
-        <w:t>What did Eliashib prepare for Tobiah?</w:t>
-      </w:r>
-    </w:p>
-    <w:p>
-      <w:pPr/>
-      <w:r>
-        <w:rPr>
-          <w:lang w:val="en_US" w:bidi="en_US"/>
-        </w:rPr>
-      </w:r>
-      <w:r>
-        <w:rPr>
-          <w:lang w:val="en_US" w:bidi="en_US"/>
-        </w:rPr>
-        <w:t>Eliashib prepared for Tobiah a large storeroom.</w:t>
-      </w:r>
-      <w:r>
-        <w:rPr>
-          <w:lang w:val="en_US" w:bidi="en_US"/>
-        </w:rPr>
-      </w:r>
-      <w:r>
-        <w:rPr>
-          <w:lang w:val="en_US" w:bidi="en_US"/>
-        </w:rPr>
-      </w:r>
-    </w:p>
-    <w:p>
-      <w:pPr/>
-      <w:r>
-        <w:rPr>
-          <w:lang w:val="en_US" w:bidi="en_US"/>
-        </w:rPr>
-      </w:r>
-    </w:p>
-    <w:p>
-      <w:pPr>
-        <w:pStyle w:val="Heading2"/>
-      </w:pPr>
-      <w:r>
-        <w:rPr>
-          <w:lang w:val="en_US" w:bidi="en_US"/>
-        </w:rPr>
-        <w:t>Nehemiah 13:6</w:t>
+        <w:t>Where did Nehemiah go in the thirty-second year of Artaxerxes?</w:t>
+      </w:r>
+    </w:p>
+    <w:p>
+      <w:pPr/>
+      <w:r>
+        <w:rPr>
+          <w:lang w:val="en_US" w:bidi="en_US"/>
+        </w:rPr>
+      </w:r>
+      <w:r>
+        <w:rPr>
+          <w:lang w:val="en_US" w:bidi="en_US"/>
+        </w:rPr>
+        <w:t>In the thirty-second year of Artaxerxes, Nehemiah returned from Jerusalem to the king.</w:t>
+      </w:r>
+      <w:r>
+        <w:rPr>
+          <w:lang w:val="en_US" w:bidi="en_US"/>
+        </w:rPr>
+      </w:r>
+      <w:r>
+        <w:rPr>
+          <w:lang w:val="en_US" w:bidi="en_US"/>
+        </w:rPr>
+      </w:r>
+    </w:p>
+    <w:p>
+      <w:pPr/>
+      <w:r>
+        <w:rPr>
+          <w:lang w:val="en_US" w:bidi="en_US"/>
+        </w:rPr>
+      </w:r>
+    </w:p>
+    <w:p>
+      <w:pPr>
+        <w:pStyle w:val="Heading2"/>
+      </w:pPr>
+      <w:r>
+        <w:rPr>
+          <w:lang w:val="en_US" w:bidi="en_US"/>
+        </w:rPr>
+        <w:t>Nehemiah 13:8 (#1)</w:t>
       </w:r>
       <w:r>
         <w:rPr>
@@ -7765,50 +7828,50 @@
           <w:b/>
           <w:lang w:val="en_US" w:bidi="en_US"/>
         </w:rPr>
-        <w:t>Where did Nehemiah go in the thirty-second year of Artaxerxes?</w:t>
-      </w:r>
-    </w:p>
-    <w:p>
-      <w:pPr/>
-      <w:r>
-        <w:rPr>
-          <w:lang w:val="en_US" w:bidi="en_US"/>
-        </w:rPr>
-      </w:r>
-      <w:r>
-        <w:rPr>
-          <w:lang w:val="en_US" w:bidi="en_US"/>
-        </w:rPr>
-        <w:t>In the thirty-second year of Artaxerxes, Nehemiah returned from Jerusalem to the king.</w:t>
-      </w:r>
-      <w:r>
-        <w:rPr>
-          <w:lang w:val="en_US" w:bidi="en_US"/>
-        </w:rPr>
-      </w:r>
-      <w:r>
-        <w:rPr>
-          <w:lang w:val="en_US" w:bidi="en_US"/>
-        </w:rPr>
-      </w:r>
-    </w:p>
-    <w:p>
-      <w:pPr/>
-      <w:r>
-        <w:rPr>
-          <w:lang w:val="en_US" w:bidi="en_US"/>
-        </w:rPr>
-      </w:r>
-    </w:p>
-    <w:p>
-      <w:pPr>
-        <w:pStyle w:val="Heading2"/>
-      </w:pPr>
-      <w:r>
-        <w:rPr>
-          <w:lang w:val="en_US" w:bidi="en_US"/>
-        </w:rPr>
-        <w:t>Nehemiah 13:8</w:t>
+        <w:t>Why did Nehemiah throw all the household articles of Tobiah out of the storeroom?</w:t>
+      </w:r>
+    </w:p>
+    <w:p>
+      <w:pPr/>
+      <w:r>
+        <w:rPr>
+          <w:lang w:val="en_US" w:bidi="en_US"/>
+        </w:rPr>
+      </w:r>
+      <w:r>
+        <w:rPr>
+          <w:lang w:val="en_US" w:bidi="en_US"/>
+        </w:rPr>
+        <w:t>Nehemiah threw all the household articles of Tobiah out of the storeroom because Nehemiah thought it was very wrong for Tobiah to be staying there.</w:t>
+      </w:r>
+      <w:r>
+        <w:rPr>
+          <w:lang w:val="en_US" w:bidi="en_US"/>
+        </w:rPr>
+      </w:r>
+      <w:r>
+        <w:rPr>
+          <w:lang w:val="en_US" w:bidi="en_US"/>
+        </w:rPr>
+      </w:r>
+    </w:p>
+    <w:p>
+      <w:pPr/>
+      <w:r>
+        <w:rPr>
+          <w:lang w:val="en_US" w:bidi="en_US"/>
+        </w:rPr>
+      </w:r>
+    </w:p>
+    <w:p>
+      <w:pPr>
+        <w:pStyle w:val="Heading2"/>
+      </w:pPr>
+      <w:r>
+        <w:rPr>
+          <w:lang w:val="en_US" w:bidi="en_US"/>
+        </w:rPr>
+        <w:t>Nehemiah 13:10 (#1)</w:t>
       </w:r>
       <w:r>
         <w:rPr>
@@ -7828,50 +7891,50 @@
           <w:b/>
           <w:lang w:val="en_US" w:bidi="en_US"/>
         </w:rPr>
-        <w:t>Why did Nehemiah throw all the household articles of Tobiah out of the storeroom?</w:t>
-      </w:r>
-    </w:p>
-    <w:p>
-      <w:pPr/>
-      <w:r>
-        <w:rPr>
-          <w:lang w:val="en_US" w:bidi="en_US"/>
-        </w:rPr>
-      </w:r>
-      <w:r>
-        <w:rPr>
-          <w:lang w:val="en_US" w:bidi="en_US"/>
-        </w:rPr>
-        <w:t>Nehemiah threw all the household articles of Tobiah out of the storeroom because Nehemiah thought it was very wrong for Tobiah to be staying there.</w:t>
-      </w:r>
-      <w:r>
-        <w:rPr>
-          <w:lang w:val="en_US" w:bidi="en_US"/>
-        </w:rPr>
-      </w:r>
-      <w:r>
-        <w:rPr>
-          <w:lang w:val="en_US" w:bidi="en_US"/>
-        </w:rPr>
-      </w:r>
-    </w:p>
-    <w:p>
-      <w:pPr/>
-      <w:r>
-        <w:rPr>
-          <w:lang w:val="en_US" w:bidi="en_US"/>
-        </w:rPr>
-      </w:r>
-    </w:p>
-    <w:p>
-      <w:pPr>
-        <w:pStyle w:val="Heading2"/>
-      </w:pPr>
-      <w:r>
-        <w:rPr>
-          <w:lang w:val="en_US" w:bidi="en_US"/>
-        </w:rPr>
-        <w:t>Nehemiah 13:10</w:t>
+        <w:t>Why did the Levites and singers hurry to leave the temple?</w:t>
+      </w:r>
+    </w:p>
+    <w:p>
+      <w:pPr/>
+      <w:r>
+        <w:rPr>
+          <w:lang w:val="en_US" w:bidi="en_US"/>
+        </w:rPr>
+      </w:r>
+      <w:r>
+        <w:rPr>
+          <w:lang w:val="en_US" w:bidi="en_US"/>
+        </w:rPr>
+        <w:t>Because the people were no longer faithfully supporting God’s work by giving portions to the Levites, and therefore the Levites left the temple as did the singers.</w:t>
+      </w:r>
+      <w:r>
+        <w:rPr>
+          <w:lang w:val="en_US" w:bidi="en_US"/>
+        </w:rPr>
+      </w:r>
+      <w:r>
+        <w:rPr>
+          <w:lang w:val="en_US" w:bidi="en_US"/>
+        </w:rPr>
+      </w:r>
+    </w:p>
+    <w:p>
+      <w:pPr/>
+      <w:r>
+        <w:rPr>
+          <w:lang w:val="en_US" w:bidi="en_US"/>
+        </w:rPr>
+      </w:r>
+    </w:p>
+    <w:p>
+      <w:pPr>
+        <w:pStyle w:val="Heading2"/>
+      </w:pPr>
+      <w:r>
+        <w:rPr>
+          <w:lang w:val="en_US" w:bidi="en_US"/>
+        </w:rPr>
+        <w:t>Nehemiah 13:13 (#1)</w:t>
       </w:r>
       <w:r>
         <w:rPr>
@@ -7891,50 +7954,50 @@
           <w:b/>
           <w:lang w:val="en_US" w:bidi="en_US"/>
         </w:rPr>
-        <w:t>Why did the Levites and singers hurry to leave the temple?</w:t>
-      </w:r>
-    </w:p>
-    <w:p>
-      <w:pPr/>
-      <w:r>
-        <w:rPr>
-          <w:lang w:val="en_US" w:bidi="en_US"/>
-        </w:rPr>
-      </w:r>
-      <w:r>
-        <w:rPr>
-          <w:lang w:val="en_US" w:bidi="en_US"/>
-        </w:rPr>
-        <w:t>Because the people were no longer faithfully supporting God’s work by giving portions to the Levites, and therefore the Levites left the temple as did the singers.</w:t>
-      </w:r>
-      <w:r>
-        <w:rPr>
-          <w:lang w:val="en_US" w:bidi="en_US"/>
-        </w:rPr>
-      </w:r>
-      <w:r>
-        <w:rPr>
-          <w:lang w:val="en_US" w:bidi="en_US"/>
-        </w:rPr>
-      </w:r>
-    </w:p>
-    <w:p>
-      <w:pPr/>
-      <w:r>
-        <w:rPr>
-          <w:lang w:val="en_US" w:bidi="en_US"/>
-        </w:rPr>
-      </w:r>
-    </w:p>
-    <w:p>
-      <w:pPr>
-        <w:pStyle w:val="Heading2"/>
-      </w:pPr>
-      <w:r>
-        <w:rPr>
-          <w:lang w:val="en_US" w:bidi="en_US"/>
-        </w:rPr>
-        <w:t>Nehemiah 13:13</w:t>
+        <w:t>Who was counted as trustworthy?</w:t>
+      </w:r>
+    </w:p>
+    <w:p>
+      <w:pPr/>
+      <w:r>
+        <w:rPr>
+          <w:lang w:val="en_US" w:bidi="en_US"/>
+        </w:rPr>
+      </w:r>
+      <w:r>
+        <w:rPr>
+          <w:lang w:val="en_US" w:bidi="en_US"/>
+        </w:rPr>
+        <w:t>Shelemiah the priest, Zadok the scribe, Pedaiah, and Hanan were counted as trustworthy.</w:t>
+      </w:r>
+      <w:r>
+        <w:rPr>
+          <w:lang w:val="en_US" w:bidi="en_US"/>
+        </w:rPr>
+      </w:r>
+      <w:r>
+        <w:rPr>
+          <w:lang w:val="en_US" w:bidi="en_US"/>
+        </w:rPr>
+      </w:r>
+    </w:p>
+    <w:p>
+      <w:pPr/>
+      <w:r>
+        <w:rPr>
+          <w:lang w:val="en_US" w:bidi="en_US"/>
+        </w:rPr>
+      </w:r>
+    </w:p>
+    <w:p>
+      <w:pPr>
+        <w:pStyle w:val="Heading2"/>
+      </w:pPr>
+      <w:r>
+        <w:rPr>
+          <w:lang w:val="en_US" w:bidi="en_US"/>
+        </w:rPr>
+        <w:t>Nehemiah 13:15 (#1)</w:t>
       </w:r>
       <w:r>
         <w:rPr>
@@ -7954,50 +8017,50 @@
           <w:b/>
           <w:lang w:val="en_US" w:bidi="en_US"/>
         </w:rPr>
-        <w:t>Who was counted as trustworthy?</w:t>
-      </w:r>
-    </w:p>
-    <w:p>
-      <w:pPr/>
-      <w:r>
-        <w:rPr>
-          <w:lang w:val="en_US" w:bidi="en_US"/>
-        </w:rPr>
-      </w:r>
-      <w:r>
-        <w:rPr>
-          <w:lang w:val="en_US" w:bidi="en_US"/>
-        </w:rPr>
-        <w:t>Shelemiah the priest, Zadok the scribe, Pedaiah, and Hanan were counted as trustworthy.</w:t>
-      </w:r>
-      <w:r>
-        <w:rPr>
-          <w:lang w:val="en_US" w:bidi="en_US"/>
-        </w:rPr>
-      </w:r>
-      <w:r>
-        <w:rPr>
-          <w:lang w:val="en_US" w:bidi="en_US"/>
-        </w:rPr>
-      </w:r>
-    </w:p>
-    <w:p>
-      <w:pPr/>
-      <w:r>
-        <w:rPr>
-          <w:lang w:val="en_US" w:bidi="en_US"/>
-        </w:rPr>
-      </w:r>
-    </w:p>
-    <w:p>
-      <w:pPr>
-        <w:pStyle w:val="Heading2"/>
-      </w:pPr>
-      <w:r>
-        <w:rPr>
-          <w:lang w:val="en_US" w:bidi="en_US"/>
-        </w:rPr>
-        <w:t>Nehemiah 13:15</w:t>
+        <w:t>When were people in Judah treading winepresses?</w:t>
+      </w:r>
+    </w:p>
+    <w:p>
+      <w:pPr/>
+      <w:r>
+        <w:rPr>
+          <w:lang w:val="en_US" w:bidi="en_US"/>
+        </w:rPr>
+      </w:r>
+      <w:r>
+        <w:rPr>
+          <w:lang w:val="en_US" w:bidi="en_US"/>
+        </w:rPr>
+        <w:t>People in Judah were treading winepresses on the Sabbath.</w:t>
+      </w:r>
+      <w:r>
+        <w:rPr>
+          <w:lang w:val="en_US" w:bidi="en_US"/>
+        </w:rPr>
+      </w:r>
+      <w:r>
+        <w:rPr>
+          <w:lang w:val="en_US" w:bidi="en_US"/>
+        </w:rPr>
+      </w:r>
+    </w:p>
+    <w:p>
+      <w:pPr/>
+      <w:r>
+        <w:rPr>
+          <w:lang w:val="en_US" w:bidi="en_US"/>
+        </w:rPr>
+      </w:r>
+    </w:p>
+    <w:p>
+      <w:pPr>
+        <w:pStyle w:val="Heading2"/>
+      </w:pPr>
+      <w:r>
+        <w:rPr>
+          <w:lang w:val="en_US" w:bidi="en_US"/>
+        </w:rPr>
+        <w:t>Nehemiah 13:16 (#1)</w:t>
       </w:r>
       <w:r>
         <w:rPr>
@@ -8017,50 +8080,50 @@
           <w:b/>
           <w:lang w:val="en_US" w:bidi="en_US"/>
         </w:rPr>
-        <w:t>When were people in Judah treading winepresses?</w:t>
-      </w:r>
-    </w:p>
-    <w:p>
-      <w:pPr/>
-      <w:r>
-        <w:rPr>
-          <w:lang w:val="en_US" w:bidi="en_US"/>
-        </w:rPr>
-      </w:r>
-      <w:r>
-        <w:rPr>
-          <w:lang w:val="en_US" w:bidi="en_US"/>
-        </w:rPr>
-        <w:t>People in Judah were treading winepresses on the Sabbath.</w:t>
-      </w:r>
-      <w:r>
-        <w:rPr>
-          <w:lang w:val="en_US" w:bidi="en_US"/>
-        </w:rPr>
-      </w:r>
-      <w:r>
-        <w:rPr>
-          <w:lang w:val="en_US" w:bidi="en_US"/>
-        </w:rPr>
-      </w:r>
-    </w:p>
-    <w:p>
-      <w:pPr/>
-      <w:r>
-        <w:rPr>
-          <w:lang w:val="en_US" w:bidi="en_US"/>
-        </w:rPr>
-      </w:r>
-    </w:p>
-    <w:p>
-      <w:pPr>
-        <w:pStyle w:val="Heading2"/>
-      </w:pPr>
-      <w:r>
-        <w:rPr>
-          <w:lang w:val="en_US" w:bidi="en_US"/>
-        </w:rPr>
-        <w:t>Nehemiah 13:16</w:t>
+        <w:t>What did men from Tyre do on the Sabbath?</w:t>
+      </w:r>
+    </w:p>
+    <w:p>
+      <w:pPr/>
+      <w:r>
+        <w:rPr>
+          <w:lang w:val="en_US" w:bidi="en_US"/>
+        </w:rPr>
+      </w:r>
+      <w:r>
+        <w:rPr>
+          <w:lang w:val="en_US" w:bidi="en_US"/>
+        </w:rPr>
+        <w:t>Men from Tyre brought in fish and all kinds of goods, and they sold them on the Sabbath to the people of Judah and in the city.</w:t>
+      </w:r>
+      <w:r>
+        <w:rPr>
+          <w:lang w:val="en_US" w:bidi="en_US"/>
+        </w:rPr>
+      </w:r>
+      <w:r>
+        <w:rPr>
+          <w:lang w:val="en_US" w:bidi="en_US"/>
+        </w:rPr>
+      </w:r>
+    </w:p>
+    <w:p>
+      <w:pPr/>
+      <w:r>
+        <w:rPr>
+          <w:lang w:val="en_US" w:bidi="en_US"/>
+        </w:rPr>
+      </w:r>
+    </w:p>
+    <w:p>
+      <w:pPr>
+        <w:pStyle w:val="Heading2"/>
+      </w:pPr>
+      <w:r>
+        <w:rPr>
+          <w:lang w:val="en_US" w:bidi="en_US"/>
+        </w:rPr>
+        <w:t>Nehemiah 13:19 (#1)</w:t>
       </w:r>
       <w:r>
         <w:rPr>
@@ -8080,50 +8143,50 @@
           <w:b/>
           <w:lang w:val="en_US" w:bidi="en_US"/>
         </w:rPr>
-        <w:t>What did men from Tyre do on the Sabbath?</w:t>
-      </w:r>
-    </w:p>
-    <w:p>
-      <w:pPr/>
-      <w:r>
-        <w:rPr>
-          <w:lang w:val="en_US" w:bidi="en_US"/>
-        </w:rPr>
-      </w:r>
-      <w:r>
-        <w:rPr>
-          <w:lang w:val="en_US" w:bidi="en_US"/>
-        </w:rPr>
-        <w:t>Men from Tyre brought in fish and all kinds of goods, and they sold them on the Sabbath to the people of Judah and in the city.</w:t>
-      </w:r>
-      <w:r>
-        <w:rPr>
-          <w:lang w:val="en_US" w:bidi="en_US"/>
-        </w:rPr>
-      </w:r>
-      <w:r>
-        <w:rPr>
-          <w:lang w:val="en_US" w:bidi="en_US"/>
-        </w:rPr>
-      </w:r>
-    </w:p>
-    <w:p>
-      <w:pPr/>
-      <w:r>
-        <w:rPr>
-          <w:lang w:val="en_US" w:bidi="en_US"/>
-        </w:rPr>
-      </w:r>
-    </w:p>
-    <w:p>
-      <w:pPr>
-        <w:pStyle w:val="Heading2"/>
-      </w:pPr>
-      <w:r>
-        <w:rPr>
-          <w:lang w:val="en_US" w:bidi="en_US"/>
-        </w:rPr>
-        <w:t>Nehemiah 13:19</w:t>
+        <w:t>How did Nehemiah prevent people from coming into Jerusalem on the Sabbath?</w:t>
+      </w:r>
+    </w:p>
+    <w:p>
+      <w:pPr/>
+      <w:r>
+        <w:rPr>
+          <w:lang w:val="en_US" w:bidi="en_US"/>
+        </w:rPr>
+      </w:r>
+      <w:r>
+        <w:rPr>
+          <w:lang w:val="en_US" w:bidi="en_US"/>
+        </w:rPr>
+        <w:t>As soon as it became dark at the gates of Jerusalem before the Sabbath, Nehemiah commanded that the doors be shut and that they should not be opened until after the Sabbath. He stationed some of his servants at the gates so no load could be brought in on the Sabbath day.</w:t>
+      </w:r>
+      <w:r>
+        <w:rPr>
+          <w:lang w:val="en_US" w:bidi="en_US"/>
+        </w:rPr>
+      </w:r>
+      <w:r>
+        <w:rPr>
+          <w:lang w:val="en_US" w:bidi="en_US"/>
+        </w:rPr>
+      </w:r>
+    </w:p>
+    <w:p>
+      <w:pPr/>
+      <w:r>
+        <w:rPr>
+          <w:lang w:val="en_US" w:bidi="en_US"/>
+        </w:rPr>
+      </w:r>
+    </w:p>
+    <w:p>
+      <w:pPr>
+        <w:pStyle w:val="Heading2"/>
+      </w:pPr>
+      <w:r>
+        <w:rPr>
+          <w:lang w:val="en_US" w:bidi="en_US"/>
+        </w:rPr>
+        <w:t>Nehemiah 13:22 (#1)</w:t>
       </w:r>
       <w:r>
         <w:rPr>
@@ -8143,50 +8206,50 @@
           <w:b/>
           <w:lang w:val="en_US" w:bidi="en_US"/>
         </w:rPr>
-        <w:t>How did Nehemiah prevent people from coming into Jerusalem on the Sabbath?</w:t>
-      </w:r>
-    </w:p>
-    <w:p>
-      <w:pPr/>
-      <w:r>
-        <w:rPr>
-          <w:lang w:val="en_US" w:bidi="en_US"/>
-        </w:rPr>
-      </w:r>
-      <w:r>
-        <w:rPr>
-          <w:lang w:val="en_US" w:bidi="en_US"/>
-        </w:rPr>
-        <w:t>As soon as it became dark at the gates of Jerusalem before the Sabbath, Nehemiah commanded that the doors be shut and that they should not be opened until after the Sabbath. He stationed some of his servants at the gates so no load could be brought in on the Sabbath day.</w:t>
-      </w:r>
-      <w:r>
-        <w:rPr>
-          <w:lang w:val="en_US" w:bidi="en_US"/>
-        </w:rPr>
-      </w:r>
-      <w:r>
-        <w:rPr>
-          <w:lang w:val="en_US" w:bidi="en_US"/>
-        </w:rPr>
-      </w:r>
-    </w:p>
-    <w:p>
-      <w:pPr/>
-      <w:r>
-        <w:rPr>
-          <w:lang w:val="en_US" w:bidi="en_US"/>
-        </w:rPr>
-      </w:r>
-    </w:p>
-    <w:p>
-      <w:pPr>
-        <w:pStyle w:val="Heading2"/>
-      </w:pPr>
-      <w:r>
-        <w:rPr>
-          <w:lang w:val="en_US" w:bidi="en_US"/>
-        </w:rPr>
-        <w:t>Nehemiah 13:22</w:t>
+        <w:t>Who came and guarded the gates to sanctify the Sabbath day?</w:t>
+      </w:r>
+    </w:p>
+    <w:p>
+      <w:pPr/>
+      <w:r>
+        <w:rPr>
+          <w:lang w:val="en_US" w:bidi="en_US"/>
+        </w:rPr>
+      </w:r>
+      <w:r>
+        <w:rPr>
+          <w:lang w:val="en_US" w:bidi="en_US"/>
+        </w:rPr>
+        <w:t>The Levites came and guarded the gates to sanctify the Sabbath day.</w:t>
+      </w:r>
+      <w:r>
+        <w:rPr>
+          <w:lang w:val="en_US" w:bidi="en_US"/>
+        </w:rPr>
+      </w:r>
+      <w:r>
+        <w:rPr>
+          <w:lang w:val="en_US" w:bidi="en_US"/>
+        </w:rPr>
+      </w:r>
+    </w:p>
+    <w:p>
+      <w:pPr/>
+      <w:r>
+        <w:rPr>
+          <w:lang w:val="en_US" w:bidi="en_US"/>
+        </w:rPr>
+      </w:r>
+    </w:p>
+    <w:p>
+      <w:pPr>
+        <w:pStyle w:val="Heading2"/>
+      </w:pPr>
+      <w:r>
+        <w:rPr>
+          <w:lang w:val="en_US" w:bidi="en_US"/>
+        </w:rPr>
+        <w:t>Nehemiah 13:24 (#1)</w:t>
       </w:r>
       <w:r>
         <w:rPr>
@@ -8206,50 +8269,50 @@
           <w:b/>
           <w:lang w:val="en_US" w:bidi="en_US"/>
         </w:rPr>
-        <w:t>Who came and guarded the gates to sanctify the Sabbath day?</w:t>
-      </w:r>
-    </w:p>
-    <w:p>
-      <w:pPr/>
-      <w:r>
-        <w:rPr>
-          <w:lang w:val="en_US" w:bidi="en_US"/>
-        </w:rPr>
-      </w:r>
-      <w:r>
-        <w:rPr>
-          <w:lang w:val="en_US" w:bidi="en_US"/>
-        </w:rPr>
-        <w:t>The Levites came and guarded the gates to sanctify the Sabbath day.</w:t>
-      </w:r>
-      <w:r>
-        <w:rPr>
-          <w:lang w:val="en_US" w:bidi="en_US"/>
-        </w:rPr>
-      </w:r>
-      <w:r>
-        <w:rPr>
-          <w:lang w:val="en_US" w:bidi="en_US"/>
-        </w:rPr>
-      </w:r>
-    </w:p>
-    <w:p>
-      <w:pPr/>
-      <w:r>
-        <w:rPr>
-          <w:lang w:val="en_US" w:bidi="en_US"/>
-        </w:rPr>
-      </w:r>
-    </w:p>
-    <w:p>
-      <w:pPr>
-        <w:pStyle w:val="Heading2"/>
-      </w:pPr>
-      <w:r>
-        <w:rPr>
-          <w:lang w:val="en_US" w:bidi="en_US"/>
-        </w:rPr>
-        <w:t>Nehemiah 13:24</w:t>
+        <w:t>What did half the children speak?</w:t>
+      </w:r>
+    </w:p>
+    <w:p>
+      <w:pPr/>
+      <w:r>
+        <w:rPr>
+          <w:lang w:val="en_US" w:bidi="en_US"/>
+        </w:rPr>
+      </w:r>
+      <w:r>
+        <w:rPr>
+          <w:lang w:val="en_US" w:bidi="en_US"/>
+        </w:rPr>
+        <w:t>Half the children spoke the language of Ashdod, and they could not speak the language of Judah, but only the language of one of the other peoples.</w:t>
+      </w:r>
+      <w:r>
+        <w:rPr>
+          <w:lang w:val="en_US" w:bidi="en_US"/>
+        </w:rPr>
+      </w:r>
+      <w:r>
+        <w:rPr>
+          <w:lang w:val="en_US" w:bidi="en_US"/>
+        </w:rPr>
+      </w:r>
+    </w:p>
+    <w:p>
+      <w:pPr/>
+      <w:r>
+        <w:rPr>
+          <w:lang w:val="en_US" w:bidi="en_US"/>
+        </w:rPr>
+      </w:r>
+    </w:p>
+    <w:p>
+      <w:pPr>
+        <w:pStyle w:val="Heading2"/>
+      </w:pPr>
+      <w:r>
+        <w:rPr>
+          <w:lang w:val="en_US" w:bidi="en_US"/>
+        </w:rPr>
+        <w:t>Nehemiah 13:25 (#1)</w:t>
       </w:r>
       <w:r>
         <w:rPr>
@@ -8269,69 +8332,6 @@
           <w:b/>
           <w:lang w:val="en_US" w:bidi="en_US"/>
         </w:rPr>
-        <w:t>What did half the children speak?</w:t>
-      </w:r>
-    </w:p>
-    <w:p>
-      <w:pPr/>
-      <w:r>
-        <w:rPr>
-          <w:lang w:val="en_US" w:bidi="en_US"/>
-        </w:rPr>
-      </w:r>
-      <w:r>
-        <w:rPr>
-          <w:lang w:val="en_US" w:bidi="en_US"/>
-        </w:rPr>
-        <w:t>Half the children spoke the language of Ashdod, and they could not speak the language of Judah, but only the language of one of the other peoples.</w:t>
-      </w:r>
-      <w:r>
-        <w:rPr>
-          <w:lang w:val="en_US" w:bidi="en_US"/>
-        </w:rPr>
-      </w:r>
-      <w:r>
-        <w:rPr>
-          <w:lang w:val="en_US" w:bidi="en_US"/>
-        </w:rPr>
-      </w:r>
-    </w:p>
-    <w:p>
-      <w:pPr/>
-      <w:r>
-        <w:rPr>
-          <w:lang w:val="en_US" w:bidi="en_US"/>
-        </w:rPr>
-      </w:r>
-    </w:p>
-    <w:p>
-      <w:pPr>
-        <w:pStyle w:val="Heading2"/>
-      </w:pPr>
-      <w:r>
-        <w:rPr>
-          <w:lang w:val="en_US" w:bidi="en_US"/>
-        </w:rPr>
-        <w:t>Nehemiah 13:25</w:t>
-      </w:r>
-      <w:r>
-        <w:rPr>
-          <w:lang w:val="en_US" w:bidi="en_US"/>
-        </w:rPr>
-      </w:r>
-    </w:p>
-    <w:p>
-      <w:pPr/>
-      <w:r>
-        <w:rPr>
-          <w:lang w:val="en_US" w:bidi="en_US"/>
-        </w:rPr>
-      </w:r>
-      <w:r>
-        <w:rPr>
-          <w:b/>
-          <w:lang w:val="en_US" w:bidi="en_US"/>
-        </w:rPr>
         <w:t>How did Nehemiah confront the Jews who married women of Ashdod, Ammon, and Moab?</w:t>
       </w:r>
     </w:p>
@@ -8375,7 +8375,7 @@
         <w:rPr>
           <w:lang w:val="en_US" w:bidi="en_US"/>
         </w:rPr>
-        <w:t>Nehemiah 13:31</w:t>
+        <w:t>Nehemiah 13:31 (#1)</w:t>
       </w:r>
       <w:r>
         <w:rPr>
